--- a/LegalMate-onepagers.docx
+++ b/LegalMate-onepagers.docx
@@ -2433,13 +2433,672 @@
       </w:r>
     </w:p>
     <w:p>
-      <w:r>
+      <w:pPr>
         <w:rPr>
           <w:rStyle w:val="Strong"/>
           <w:b w:val="0"/>
           <w:bCs w:val="0"/>
         </w:rPr>
+      </w:pPr>
+      <w:r>
+        <w:rPr>
+          <w:rStyle w:val="Strong"/>
+          <w:b w:val="0"/>
+          <w:bCs w:val="0"/>
+        </w:rPr>
         <w:t>Voice Input &amp; Output</w:t>
+      </w:r>
+    </w:p>
+    <w:p>
+      <w:pPr>
+        <w:rPr>
+          <w:rStyle w:val="Strong"/>
+          <w:b w:val="0"/>
+          <w:bCs w:val="0"/>
+          <w:lang w:val="en-US"/>
+        </w:rPr>
+      </w:pPr>
+    </w:p>
+    <w:p>
+      <w:pPr>
+        <w:rPr>
+          <w:rStyle w:val="Strong"/>
+          <w:b w:val="0"/>
+          <w:bCs w:val="0"/>
+          <w:lang w:val="en-US"/>
+        </w:rPr>
+      </w:pPr>
+      <w:proofErr w:type="spellStart"/>
+      <w:r>
+        <w:rPr>
+          <w:rStyle w:val="Strong"/>
+          <w:b w:val="0"/>
+          <w:bCs w:val="0"/>
+          <w:lang w:val="en-US"/>
+        </w:rPr>
+        <w:t>Prompt</w:t>
+      </w:r>
+      <w:r>
+        <w:rPr>
+          <w:rStyle w:val="Strong"/>
+          <w:b w:val="0"/>
+          <w:bCs w:val="0"/>
+          <w:lang w:val="en-US"/>
+        </w:rPr>
+        <w:t>S</w:t>
+      </w:r>
+      <w:proofErr w:type="spellEnd"/>
+      <w:r>
+        <w:rPr>
+          <w:rStyle w:val="Strong"/>
+          <w:b w:val="0"/>
+          <w:bCs w:val="0"/>
+          <w:lang w:val="en-US"/>
+        </w:rPr>
+        <w:t>:</w:t>
+      </w:r>
+    </w:p>
+    <w:p>
+      <w:pPr>
+        <w:pStyle w:val="NoSpacing"/>
+        <w:rPr>
+          <w:lang w:val="en-PK" w:eastAsia="en-PK"/>
+        </w:rPr>
+      </w:pPr>
+      <w:r>
+        <w:rPr>
+          <w:lang w:val="en-US" w:eastAsia="en-PK"/>
+        </w:rPr>
+        <w:t xml:space="preserve">1 </w:t>
+      </w:r>
+      <w:r>
+        <w:rPr>
+          <w:lang w:val="en-US" w:eastAsia="en-PK"/>
+        </w:rPr>
+        <w:sym w:font="Wingdings" w:char="F0E0"/>
+      </w:r>
+      <w:r>
+        <w:rPr>
+          <w:lang w:val="en-US" w:eastAsia="en-PK"/>
+        </w:rPr>
+        <w:t xml:space="preserve"> </w:t>
+      </w:r>
+      <w:r>
+        <w:rPr>
+          <w:lang w:val="en-US" w:eastAsia="en-PK"/>
+        </w:rPr>
+        <w:t xml:space="preserve">I </w:t>
+      </w:r>
+      <w:r>
+        <w:rPr>
+          <w:lang w:val="en-PK" w:eastAsia="en-PK"/>
+        </w:rPr>
+        <w:t xml:space="preserve">am working on my mobile app for my </w:t>
+      </w:r>
+      <w:proofErr w:type="spellStart"/>
+      <w:r>
+        <w:rPr>
+          <w:lang w:val="en-PK" w:eastAsia="en-PK"/>
+        </w:rPr>
+        <w:t>fyp</w:t>
+      </w:r>
+      <w:proofErr w:type="spellEnd"/>
+      <w:r>
+        <w:rPr>
+          <w:lang w:val="en-PK" w:eastAsia="en-PK"/>
+        </w:rPr>
+        <w:t xml:space="preserve"> which is legal mate.</w:t>
+      </w:r>
+    </w:p>
+    <w:p>
+      <w:pPr>
+        <w:pStyle w:val="NoSpacing"/>
+        <w:rPr>
+          <w:lang w:val="en-PK" w:eastAsia="en-PK"/>
+        </w:rPr>
+      </w:pPr>
+      <w:r>
+        <w:rPr>
+          <w:lang w:val="en-PK" w:eastAsia="en-PK"/>
+        </w:rPr>
+        <w:t>I have chosen qwen2 model for its chatbot.</w:t>
+      </w:r>
+    </w:p>
+    <w:p>
+      <w:pPr>
+        <w:pStyle w:val="NoSpacing"/>
+        <w:rPr>
+          <w:lang w:val="en-PK" w:eastAsia="en-PK"/>
+        </w:rPr>
+      </w:pPr>
+      <w:r>
+        <w:rPr>
+          <w:lang w:val="en-PK" w:eastAsia="en-PK"/>
+        </w:rPr>
+        <w:t xml:space="preserve">I have trained it on general UQAD, legal UQAD, supreme courts judgements, actual property </w:t>
+      </w:r>
+      <w:proofErr w:type="gramStart"/>
+      <w:r>
+        <w:rPr>
+          <w:lang w:val="en-PK" w:eastAsia="en-PK"/>
+        </w:rPr>
+        <w:t>laws(</w:t>
+      </w:r>
+      <w:proofErr w:type="gramEnd"/>
+      <w:r>
+        <w:rPr>
+          <w:lang w:val="en-PK" w:eastAsia="en-PK"/>
+        </w:rPr>
+        <w:t xml:space="preserve">because it will be property dispute oriented chat bot), remaining is roman </w:t>
+      </w:r>
+      <w:proofErr w:type="spellStart"/>
+      <w:r>
+        <w:rPr>
+          <w:lang w:val="en-PK" w:eastAsia="en-PK"/>
+        </w:rPr>
+        <w:t>urdu</w:t>
+      </w:r>
+      <w:proofErr w:type="spellEnd"/>
+      <w:r>
+        <w:rPr>
+          <w:lang w:val="en-PK" w:eastAsia="en-PK"/>
+        </w:rPr>
+        <w:t xml:space="preserve"> data set</w:t>
+      </w:r>
+    </w:p>
+    <w:p/>
+    <w:p>
+      <w:pPr>
+        <w:rPr>
+          <w:lang w:val="en-US"/>
+        </w:rPr>
+      </w:pPr>
+      <w:r>
+        <w:rPr>
+          <w:lang w:val="en-US"/>
+        </w:rPr>
+        <w:t xml:space="preserve">2 </w:t>
+      </w:r>
+      <w:r>
+        <w:rPr>
+          <w:lang w:val="en-US"/>
+        </w:rPr>
+        <w:sym w:font="Wingdings" w:char="F0E0"/>
+      </w:r>
+      <w:r>
+        <w:rPr>
+          <w:lang w:val="en-US"/>
+        </w:rPr>
+        <w:t xml:space="preserve"> </w:t>
+      </w:r>
+      <w:r>
+        <w:rPr>
+          <w:lang w:val="en-US"/>
+        </w:rPr>
+        <w:t>Act as a professional senior developer:</w:t>
+      </w:r>
+    </w:p>
+    <w:p>
+      <w:pPr>
+        <w:rPr>
+          <w:lang w:val="en-US"/>
+        </w:rPr>
+      </w:pPr>
+      <w:proofErr w:type="spellStart"/>
+      <w:r>
+        <w:rPr>
+          <w:lang w:val="en-US"/>
+        </w:rPr>
+        <w:t>i</w:t>
+      </w:r>
+      <w:proofErr w:type="spellEnd"/>
+      <w:r>
+        <w:rPr>
+          <w:lang w:val="en-US"/>
+        </w:rPr>
+        <w:t xml:space="preserve"> am about to start working on my FYP and </w:t>
+      </w:r>
+      <w:proofErr w:type="spellStart"/>
+      <w:r>
+        <w:rPr>
+          <w:lang w:val="en-US"/>
+        </w:rPr>
+        <w:t>i</w:t>
+      </w:r>
+      <w:proofErr w:type="spellEnd"/>
+      <w:r>
+        <w:rPr>
+          <w:lang w:val="en-US"/>
+        </w:rPr>
+        <w:t xml:space="preserve"> have to build a first module in 4 weeks.</w:t>
+      </w:r>
+    </w:p>
+    <w:p>
+      <w:pPr>
+        <w:rPr>
+          <w:lang w:val="en-US"/>
+        </w:rPr>
+      </w:pPr>
+      <w:r>
+        <w:rPr>
+          <w:lang w:val="en-US"/>
+        </w:rPr>
+        <w:t>The first module is a multilingual (</w:t>
+      </w:r>
+      <w:proofErr w:type="spellStart"/>
+      <w:r>
+        <w:rPr>
+          <w:lang w:val="en-US"/>
+        </w:rPr>
+        <w:t>Englsih</w:t>
+      </w:r>
+      <w:proofErr w:type="spellEnd"/>
+      <w:r>
+        <w:rPr>
+          <w:lang w:val="en-US"/>
+        </w:rPr>
+        <w:t xml:space="preserve">, </w:t>
+      </w:r>
+      <w:proofErr w:type="spellStart"/>
+      <w:r>
+        <w:rPr>
+          <w:lang w:val="en-US"/>
+        </w:rPr>
+        <w:t>urdu</w:t>
+      </w:r>
+      <w:proofErr w:type="spellEnd"/>
+      <w:r>
+        <w:rPr>
+          <w:lang w:val="en-US"/>
+        </w:rPr>
+        <w:t xml:space="preserve">, roman </w:t>
+      </w:r>
+      <w:proofErr w:type="spellStart"/>
+      <w:r>
+        <w:rPr>
+          <w:lang w:val="en-US"/>
+        </w:rPr>
+        <w:t>urdu</w:t>
+      </w:r>
+      <w:proofErr w:type="spellEnd"/>
+      <w:r>
+        <w:rPr>
+          <w:lang w:val="en-US"/>
+        </w:rPr>
+        <w:t xml:space="preserve">) chatbot which will be purely based on Property &amp; Land Disputes </w:t>
+      </w:r>
+    </w:p>
+    <w:p>
+      <w:pPr>
+        <w:rPr>
+          <w:lang w:val="en-US"/>
+        </w:rPr>
+      </w:pPr>
+      <w:r>
+        <w:rPr>
+          <w:lang w:val="en-US"/>
+        </w:rPr>
+        <w:t>•</w:t>
+      </w:r>
+      <w:r>
+        <w:rPr>
+          <w:lang w:val="en-US"/>
+        </w:rPr>
+        <w:tab/>
+        <w:t>Illegal possession (</w:t>
+      </w:r>
+      <w:proofErr w:type="spellStart"/>
+      <w:r>
+        <w:rPr>
+          <w:lang w:val="en-US"/>
+        </w:rPr>
+        <w:t>qabza</w:t>
+      </w:r>
+      <w:proofErr w:type="spellEnd"/>
+      <w:r>
+        <w:rPr>
+          <w:lang w:val="en-US"/>
+        </w:rPr>
+        <w:t>)</w:t>
+      </w:r>
+    </w:p>
+    <w:p>
+      <w:pPr>
+        <w:rPr>
+          <w:lang w:val="en-US"/>
+        </w:rPr>
+      </w:pPr>
+      <w:r>
+        <w:rPr>
+          <w:lang w:val="en-US"/>
+        </w:rPr>
+        <w:t>•</w:t>
+      </w:r>
+      <w:r>
+        <w:rPr>
+          <w:lang w:val="en-US"/>
+        </w:rPr>
+        <w:tab/>
+        <w:t>Inheritance distribution (</w:t>
+      </w:r>
+      <w:proofErr w:type="spellStart"/>
+      <w:r>
+        <w:rPr>
+          <w:lang w:val="en-US"/>
+        </w:rPr>
+        <w:t>warisnama</w:t>
+      </w:r>
+      <w:proofErr w:type="spellEnd"/>
+      <w:r>
+        <w:rPr>
+          <w:lang w:val="en-US"/>
+        </w:rPr>
+        <w:t>, succession certificates)</w:t>
+      </w:r>
+    </w:p>
+    <w:p>
+      <w:pPr>
+        <w:rPr>
+          <w:lang w:val="en-US"/>
+        </w:rPr>
+      </w:pPr>
+      <w:r>
+        <w:rPr>
+          <w:lang w:val="en-US"/>
+        </w:rPr>
+        <w:t>•</w:t>
+      </w:r>
+      <w:r>
+        <w:rPr>
+          <w:lang w:val="en-US"/>
+        </w:rPr>
+        <w:tab/>
+        <w:t xml:space="preserve">Mutation/transfer of property (registry, </w:t>
+      </w:r>
+      <w:proofErr w:type="spellStart"/>
+      <w:r>
+        <w:rPr>
+          <w:lang w:val="en-US"/>
+        </w:rPr>
+        <w:t>fard</w:t>
+      </w:r>
+      <w:proofErr w:type="spellEnd"/>
+      <w:r>
+        <w:rPr>
+          <w:lang w:val="en-US"/>
+        </w:rPr>
+        <w:t>)</w:t>
+      </w:r>
+    </w:p>
+    <w:p>
+      <w:pPr>
+        <w:rPr>
+          <w:lang w:val="en-US"/>
+        </w:rPr>
+      </w:pPr>
+      <w:r>
+        <w:rPr>
+          <w:lang w:val="en-US"/>
+        </w:rPr>
+        <w:t>•</w:t>
+      </w:r>
+      <w:r>
+        <w:rPr>
+          <w:lang w:val="en-US"/>
+        </w:rPr>
+        <w:tab/>
+        <w:t>Boundary disputes between neighbors</w:t>
+      </w:r>
+    </w:p>
+    <w:p>
+      <w:pPr>
+        <w:rPr>
+          <w:lang w:val="en-US"/>
+        </w:rPr>
+      </w:pPr>
+      <w:r>
+        <w:rPr>
+          <w:lang w:val="en-US"/>
+        </w:rPr>
+        <w:t xml:space="preserve"> How this chat bot is going to work is that user will interact with it using text box wither by typing </w:t>
+      </w:r>
+      <w:proofErr w:type="spellStart"/>
+      <w:r>
+        <w:rPr>
+          <w:lang w:val="en-US"/>
+        </w:rPr>
+        <w:t>english</w:t>
+      </w:r>
+      <w:proofErr w:type="spellEnd"/>
+      <w:r>
+        <w:rPr>
+          <w:lang w:val="en-US"/>
+        </w:rPr>
+        <w:t xml:space="preserve">, </w:t>
+      </w:r>
+      <w:proofErr w:type="spellStart"/>
+      <w:r>
+        <w:rPr>
+          <w:lang w:val="en-US"/>
+        </w:rPr>
+        <w:t>urdu</w:t>
+      </w:r>
+      <w:proofErr w:type="spellEnd"/>
+      <w:r>
+        <w:rPr>
+          <w:lang w:val="en-US"/>
+        </w:rPr>
+        <w:t xml:space="preserve"> or roman </w:t>
+      </w:r>
+      <w:proofErr w:type="spellStart"/>
+      <w:r>
+        <w:rPr>
+          <w:lang w:val="en-US"/>
+        </w:rPr>
+        <w:t>urdu</w:t>
+      </w:r>
+      <w:proofErr w:type="spellEnd"/>
+      <w:r>
+        <w:rPr>
+          <w:lang w:val="en-US"/>
+        </w:rPr>
+        <w:t xml:space="preserve"> or either by talking in </w:t>
+      </w:r>
+      <w:proofErr w:type="spellStart"/>
+      <w:r>
+        <w:rPr>
+          <w:lang w:val="en-US"/>
+        </w:rPr>
+        <w:t>english</w:t>
+      </w:r>
+      <w:proofErr w:type="spellEnd"/>
+      <w:r>
+        <w:rPr>
+          <w:lang w:val="en-US"/>
+        </w:rPr>
+        <w:t xml:space="preserve"> or </w:t>
+      </w:r>
+      <w:proofErr w:type="spellStart"/>
+      <w:r>
+        <w:rPr>
+          <w:lang w:val="en-US"/>
+        </w:rPr>
+        <w:t>urdu</w:t>
+      </w:r>
+      <w:proofErr w:type="spellEnd"/>
+      <w:r>
+        <w:rPr>
+          <w:lang w:val="en-US"/>
+        </w:rPr>
+        <w:t xml:space="preserve">. </w:t>
+      </w:r>
+    </w:p>
+    <w:p>
+      <w:pPr>
+        <w:rPr>
+          <w:lang w:val="en-US"/>
+        </w:rPr>
+      </w:pPr>
+      <w:r>
+        <w:rPr>
+          <w:lang w:val="en-US"/>
+        </w:rPr>
+        <w:t xml:space="preserve">user can ask questions like take advice or give chatbot the problem and it tell him about his rights mentioned in the law of </w:t>
+      </w:r>
+      <w:proofErr w:type="spellStart"/>
+      <w:r>
+        <w:rPr>
+          <w:lang w:val="en-US"/>
+        </w:rPr>
+        <w:t>pakistan</w:t>
+      </w:r>
+      <w:proofErr w:type="spellEnd"/>
+      <w:r>
+        <w:rPr>
+          <w:lang w:val="en-US"/>
+        </w:rPr>
+        <w:t xml:space="preserve"> and what he should do.</w:t>
+      </w:r>
+    </w:p>
+    <w:p>
+      <w:pPr>
+        <w:rPr>
+          <w:lang w:val="en-US"/>
+        </w:rPr>
+      </w:pPr>
+      <w:r>
+        <w:rPr>
+          <w:lang w:val="en-US"/>
+        </w:rPr>
+        <w:t xml:space="preserve">now what </w:t>
+      </w:r>
+      <w:proofErr w:type="spellStart"/>
+      <w:r>
+        <w:rPr>
+          <w:lang w:val="en-US"/>
+        </w:rPr>
+        <w:t>i</w:t>
+      </w:r>
+      <w:proofErr w:type="spellEnd"/>
+      <w:r>
+        <w:rPr>
+          <w:lang w:val="en-US"/>
+        </w:rPr>
+        <w:t xml:space="preserve"> want from you it to make clear steps on how to start this development, not just talk generally state things directly related to this project.</w:t>
+      </w:r>
+    </w:p>
+    <w:p>
+      <w:pPr>
+        <w:rPr>
+          <w:lang w:val="en-US"/>
+        </w:rPr>
+      </w:pPr>
+    </w:p>
+    <w:p>
+      <w:pPr>
+        <w:rPr>
+          <w:lang w:val="en-US"/>
+        </w:rPr>
+      </w:pPr>
+      <w:r>
+        <w:rPr>
+          <w:lang w:val="en-US"/>
+        </w:rPr>
+        <w:t xml:space="preserve">if you want any more details before starting ask me first then </w:t>
+      </w:r>
+      <w:proofErr w:type="spellStart"/>
+      <w:r>
+        <w:rPr>
+          <w:lang w:val="en-US"/>
+        </w:rPr>
+        <w:t>sstart</w:t>
+      </w:r>
+      <w:proofErr w:type="spellEnd"/>
+      <w:r>
+        <w:rPr>
+          <w:lang w:val="en-US"/>
+        </w:rPr>
+        <w:t>.</w:t>
+      </w:r>
+    </w:p>
+    <w:p>
+      <w:pPr>
+        <w:rPr>
+          <w:lang w:val="en-US"/>
+        </w:rPr>
+      </w:pPr>
+      <w:r>
+        <w:rPr>
+          <w:lang w:val="en-US"/>
+        </w:rPr>
+        <w:t>1. It will be only a mobile app</w:t>
+      </w:r>
+    </w:p>
+    <w:p>
+      <w:pPr>
+        <w:rPr>
+          <w:lang w:val="en-US"/>
+        </w:rPr>
+      </w:pPr>
+      <w:r>
+        <w:rPr>
+          <w:lang w:val="en-US"/>
+        </w:rPr>
+        <w:t xml:space="preserve">2. we will use flutter for frontend, python for ML related tasks, JS (node) for backend and DBs will be </w:t>
+      </w:r>
+      <w:proofErr w:type="spellStart"/>
+      <w:r>
+        <w:rPr>
+          <w:lang w:val="en-US"/>
+        </w:rPr>
+        <w:t>sql</w:t>
+      </w:r>
+      <w:proofErr w:type="spellEnd"/>
+      <w:r>
+        <w:rPr>
+          <w:lang w:val="en-US"/>
+        </w:rPr>
+        <w:t>, vector and mongo</w:t>
+      </w:r>
+    </w:p>
+    <w:p>
+      <w:pPr>
+        <w:rPr>
+          <w:lang w:val="en-US"/>
+        </w:rPr>
+      </w:pPr>
+      <w:r>
+        <w:rPr>
+          <w:lang w:val="en-US"/>
+        </w:rPr>
+        <w:lastRenderedPageBreak/>
+        <w:t>3. it will use RAG pipeline but will give citations and state the rights if required.</w:t>
+      </w:r>
+    </w:p>
+    <w:p>
+      <w:pPr>
+        <w:rPr>
+          <w:lang w:val="en-US"/>
+        </w:rPr>
+      </w:pPr>
+      <w:r>
+        <w:rPr>
+          <w:lang w:val="en-US"/>
+        </w:rPr>
+        <w:t>4. you can suggest me something for this</w:t>
+      </w:r>
+    </w:p>
+    <w:p>
+      <w:pPr>
+        <w:rPr>
+          <w:lang w:val="en-US"/>
+        </w:rPr>
+      </w:pPr>
+      <w:r>
+        <w:rPr>
+          <w:lang w:val="en-US"/>
+        </w:rPr>
+        <w:t>5. make it more production-level with fine tunning</w:t>
       </w:r>
     </w:p>
     <w:sectPr>
@@ -6490,6 +7149,15 @@
       <w:szCs w:val="26"/>
     </w:rPr>
   </w:style>
+  <w:style w:type="paragraph" w:styleId="NoSpacing">
+    <w:name w:val="No Spacing"/>
+    <w:uiPriority w:val="1"/>
+    <w:qFormat/>
+    <w:rsid w:val="000567A9"/>
+    <w:pPr>
+      <w:spacing w:after="0" w:line="240" w:lineRule="auto"/>
+    </w:pPr>
+  </w:style>
 </w:styles>
 </file>
 
